--- a/docs/business/Đặc tả use case (2).docx
+++ b/docs/business/Đặc tả use case (2).docx
@@ -2308,7 +2308,7 @@
                 <w:rFonts w:ascii="Times New Roman" w:hAnsi="Times New Roman" w:cs="Times New Roman"/>
                 <w:lang w:val="vi-VN"/>
               </w:rPr>
-              <w:t xml:space="preserve"> Người dùng bấm "Quên mật khẩu" -&gt; Chuyển sang luồng khôi phục mật khẩu qua email.  </w:t>
+              <w:t xml:space="preserve"> Người dùng bấm "Quên mật khẩu" -&gt; Chuyển sang luồng quên mật khẩu (UC2b): nhập email, hệ thống gửi link đặt lại (luôn trả thông báo chung, không lộ email có tồn tại), người dùng mở link và đặt mật khẩu mới.  </w:t>
             </w:r>
           </w:p>
           <w:p>
@@ -2371,6 +2371,37 @@
                 <w:lang w:val="vi-VN"/>
               </w:rPr>
               <w:t xml:space="preserve"> Tài khoản đang bị khóa bởi Admin -&gt; Hệ thống hiển thị "Tài khoản của bạn đã bị tạm khóa, vui lòng liên hệ quản trị viên". </w:t>
+            </w:r>
+          </w:p>
+          <w:p>
+            <w:pPr>
+              <w:rPr>
+                <w:rFonts w:ascii="Times New Roman" w:hAnsi="Times New Roman" w:cs="Times New Roman"/>
+                <w:lang w:val="vi-VN"/>
+              </w:rPr>
+            </w:pPr>
+            <w:r>
+              <w:rPr>
+                <w:rFonts w:ascii="Times New Roman" w:hAnsi="Times New Roman" w:cs="Times New Roman"/>
+                <w:lang w:val="vi-VN"/>
+              </w:rPr>
+              <w:t xml:space="preserve">• </w:t>
+            </w:r>
+            <w:r>
+              <w:rPr>
+                <w:rFonts w:ascii="Times New Roman" w:hAnsi="Times New Roman" w:cs="Times New Roman"/>
+                <w:b/>
+                <w:bCs/>
+                <w:lang w:val="vi-VN"/>
+              </w:rPr>
+              <w:t>3b.</w:t>
+            </w:r>
+            <w:r>
+              <w:rPr>
+                <w:rFonts w:ascii="Times New Roman" w:hAnsi="Times New Roman" w:cs="Times New Roman"/>
+                <w:lang w:val="vi-VN"/>
+              </w:rPr>
+              <w:t xml:space="preserve"> Link đặt lại có token không hợp lệ, đã dùng hoặc hết hạn -&gt; Hệ thống báo "Liên kết không hợp lệ hoặc đã hết hạn" và cho phép yêu cầu gửi lại. </w:t>
             </w:r>
           </w:p>
         </w:tc>
@@ -2521,6 +2552,68 @@
                 <w:lang w:val="vi-VN"/>
               </w:rPr>
               <w:t xml:space="preserve"> Thời gian hiệu lực của token tối đa 24h. </w:t>
+            </w:r>
+          </w:p>
+          <w:p>
+            <w:pPr>
+              <w:rPr>
+                <w:rFonts w:ascii="Times New Roman" w:hAnsi="Times New Roman" w:cs="Times New Roman"/>
+                <w:lang w:val="vi-VN"/>
+              </w:rPr>
+            </w:pPr>
+            <w:r>
+              <w:rPr>
+                <w:rFonts w:ascii="Times New Roman" w:hAnsi="Times New Roman" w:cs="Times New Roman"/>
+                <w:lang w:val="vi-VN"/>
+              </w:rPr>
+              <w:t xml:space="preserve">• </w:t>
+            </w:r>
+            <w:r>
+              <w:rPr>
+                <w:rFonts w:ascii="Times New Roman" w:hAnsi="Times New Roman" w:cs="Times New Roman"/>
+                <w:b/>
+                <w:bCs/>
+                <w:lang w:val="vi-VN"/>
+              </w:rPr>
+              <w:t>B4:</w:t>
+            </w:r>
+            <w:r>
+              <w:rPr>
+                <w:rFonts w:ascii="Times New Roman" w:hAnsi="Times New Roman" w:cs="Times New Roman"/>
+                <w:lang w:val="vi-VN"/>
+              </w:rPr>
+              <w:t xml:space="preserve"> Token đặt lại mật khẩu dùng một lần, chỉ lưu bản băm, có thời hạn ngắn (thời hạn cần team xác nhận); đặt lại thành công thì số lần đăng nhập sai về 0 và tài khoản được mở khóa. </w:t>
+            </w:r>
+          </w:p>
+          <w:p>
+            <w:pPr>
+              <w:rPr>
+                <w:rFonts w:ascii="Times New Roman" w:hAnsi="Times New Roman" w:cs="Times New Roman"/>
+                <w:lang w:val="vi-VN"/>
+              </w:rPr>
+            </w:pPr>
+            <w:r>
+              <w:rPr>
+                <w:rFonts w:ascii="Times New Roman" w:hAnsi="Times New Roman" w:cs="Times New Roman"/>
+                <w:lang w:val="vi-VN"/>
+              </w:rPr>
+              <w:t xml:space="preserve">• </w:t>
+            </w:r>
+            <w:r>
+              <w:rPr>
+                <w:rFonts w:ascii="Times New Roman" w:hAnsi="Times New Roman" w:cs="Times New Roman"/>
+                <w:b/>
+                <w:bCs/>
+                <w:lang w:val="vi-VN"/>
+              </w:rPr>
+              <w:t>B5:</w:t>
+            </w:r>
+            <w:r>
+              <w:rPr>
+                <w:rFonts w:ascii="Times New Roman" w:hAnsi="Times New Roman" w:cs="Times New Roman"/>
+                <w:lang w:val="vi-VN"/>
+              </w:rPr>
+              <w:t xml:space="preserve"> Tài khoản bị khóa sau 5 lần sai tự mở khóa sau 15 phút (đề xuất, cần team xác nhận); API trả 429. </w:t>
             </w:r>
           </w:p>
         </w:tc>
@@ -5476,7 +5569,7 @@
                 <w:rFonts w:ascii="Times New Roman" w:hAnsi="Times New Roman" w:cs="Times New Roman"/>
                 <w:lang w:val="vi-VN"/>
               </w:rPr>
-              <w:t>Hệ thống tự động chuyển giọng nói thành văn bản (STT), phân tích chỉ số giọng nói (tốc độ, từ đệm) và gọi mô hình LLM để đánh giá nội dung câu trả lời theo tiêu chí STAR.  </w:t>
+              <w:t xml:space="preserve">Hệ thống tự động chuyển giọng nói thành văn bản (STT), phân tích chỉ số giọng nói (tốc độ, từ đệm) và gọi mô hình LLM để đánh giá nội dung câu trả lời theo rubric tương ứng với loại câu hỏi (chi tiết: Rubric_Cham_Diem.md).   </w:t>
             </w:r>
           </w:p>
         </w:tc>
@@ -5866,82 +5959,82 @@
                 <w:rFonts w:ascii="Times New Roman" w:hAnsi="Times New Roman" w:cs="Times New Roman"/>
                 <w:lang w:val="vi-VN"/>
               </w:rPr>
-              <w:t>1. Backend nhận file âm thanh từ UC4.  </w:t>
-            </w:r>
-          </w:p>
-          <w:p>
-            <w:pPr>
-              <w:rPr>
-                <w:rFonts w:ascii="Times New Roman" w:hAnsi="Times New Roman" w:cs="Times New Roman"/>
-                <w:lang w:val="vi-VN"/>
-              </w:rPr>
-            </w:pPr>
-            <w:r>
-              <w:rPr>
-                <w:rFonts w:ascii="Times New Roman" w:hAnsi="Times New Roman" w:cs="Times New Roman"/>
-                <w:lang w:val="vi-VN"/>
-              </w:rPr>
-              <w:t>2. Hệ thống gửi file âm thanh tới Speech-to-Text API để lấy transcript văn bản tiếng Việt.  </w:t>
-            </w:r>
-          </w:p>
-          <w:p>
-            <w:pPr>
-              <w:rPr>
-                <w:rFonts w:ascii="Times New Roman" w:hAnsi="Times New Roman" w:cs="Times New Roman"/>
-                <w:lang w:val="vi-VN"/>
-              </w:rPr>
-            </w:pPr>
-            <w:r>
-              <w:rPr>
-                <w:rFonts w:ascii="Times New Roman" w:hAnsi="Times New Roman" w:cs="Times New Roman"/>
-                <w:lang w:val="vi-VN"/>
-              </w:rPr>
-              <w:t>3. Hệ thống phân tích âm học: tính tốc độ nói (WPM), nhận diện từ đệm (à, ừm, thì, là...).  </w:t>
-            </w:r>
-          </w:p>
-          <w:p>
-            <w:pPr>
-              <w:rPr>
-                <w:rFonts w:ascii="Times New Roman" w:hAnsi="Times New Roman" w:cs="Times New Roman"/>
-                <w:lang w:val="vi-VN"/>
-              </w:rPr>
-            </w:pPr>
-            <w:r>
-              <w:rPr>
-                <w:rFonts w:ascii="Times New Roman" w:hAnsi="Times New Roman" w:cs="Times New Roman"/>
-                <w:lang w:val="vi-VN"/>
-              </w:rPr>
-              <w:t>4. Hệ thống gửi transcript cùng câu hỏi và khung rubric STAR tới LLM API để chấm điểm (độ liên quan, cấu trúc STAR, độ đầy đủ) và tạo lời khuyên.  </w:t>
-            </w:r>
-          </w:p>
-          <w:p>
-            <w:pPr>
-              <w:rPr>
-                <w:rFonts w:ascii="Times New Roman" w:hAnsi="Times New Roman" w:cs="Times New Roman"/>
-                <w:lang w:val="vi-VN"/>
-              </w:rPr>
-            </w:pPr>
-            <w:r>
-              <w:rPr>
-                <w:rFonts w:ascii="Times New Roman" w:hAnsi="Times New Roman" w:cs="Times New Roman"/>
-                <w:lang w:val="vi-VN"/>
-              </w:rPr>
-              <w:t>5. Hệ thống tổng hợp điểm số (thang 100), lưu toàn bộ kết quả vào Database.  </w:t>
-            </w:r>
-          </w:p>
-          <w:p>
-            <w:pPr>
-              <w:rPr>
-                <w:rFonts w:ascii="Times New Roman" w:hAnsi="Times New Roman" w:cs="Times New Roman"/>
-                <w:lang w:val="vi-VN"/>
-              </w:rPr>
-            </w:pPr>
-            <w:r>
-              <w:rPr>
-                <w:rFonts w:ascii="Times New Roman" w:hAnsi="Times New Roman" w:cs="Times New Roman"/>
-                <w:lang w:val="vi-VN"/>
-              </w:rPr>
-              <w:t>6. Hệ thống hiển thị bảng điểm, phân tích điểm mạnh/yếu và gợi ý câu trả lời mẫu cho Candidate.  </w:t>
+              <w:t xml:space="preserve">1. Candidate nhấn Nộp bài chấm điểm; hệ thống kiểm tra quyền, đặt phiên sang PROCESSING, giao việc cho tiến trình nền (EvaluationExecutor) và trả 202 Accepted.  </w:t>
+            </w:r>
+          </w:p>
+          <w:p>
+            <w:pPr>
+              <w:rPr>
+                <w:rFonts w:ascii="Times New Roman" w:hAnsi="Times New Roman" w:cs="Times New Roman"/>
+                <w:lang w:val="vi-VN"/>
+              </w:rPr>
+            </w:pPr>
+            <w:r>
+              <w:rPr>
+                <w:rFonts w:ascii="Times New Roman" w:hAnsi="Times New Roman" w:cs="Times New Roman"/>
+                <w:lang w:val="vi-VN"/>
+              </w:rPr>
+              <w:t xml:space="preserve">2. Tiến trình nền gửi file âm thanh tới Speech-to-Text API để lấy transcript văn bản tiếng Việt.  </w:t>
+            </w:r>
+          </w:p>
+          <w:p>
+            <w:pPr>
+              <w:rPr>
+                <w:rFonts w:ascii="Times New Roman" w:hAnsi="Times New Roman" w:cs="Times New Roman"/>
+                <w:lang w:val="vi-VN"/>
+              </w:rPr>
+            </w:pPr>
+            <w:r>
+              <w:rPr>
+                <w:rFonts w:ascii="Times New Roman" w:hAnsi="Times New Roman" w:cs="Times New Roman"/>
+                <w:lang w:val="vi-VN"/>
+              </w:rPr>
+              <w:t xml:space="preserve">3. Hệ thống phân tích Delivery từ transcript và thời lượng ghi âm: tính tốc độ nói (WPM), đếm từ đệm (ừm, ờ, kiểu như...; không tính "thì", "là", "mà").  </w:t>
+            </w:r>
+          </w:p>
+          <w:p>
+            <w:pPr>
+              <w:rPr>
+                <w:rFonts w:ascii="Times New Roman" w:hAnsi="Times New Roman" w:cs="Times New Roman"/>
+                <w:lang w:val="vi-VN"/>
+              </w:rPr>
+            </w:pPr>
+            <w:r>
+              <w:rPr>
+                <w:rFonts w:ascii="Times New Roman" w:hAnsi="Times New Roman" w:cs="Times New Roman"/>
+                <w:lang w:val="vi-VN"/>
+              </w:rPr>
+              <w:t xml:space="preserve">4. Hệ thống gửi transcript cùng câu hỏi và rubric theo loại câu hỏi (questionType) tới LLM API để chấm từng tiêu chí (độ liên quan, cấu trúc, độ cụ thể, độ đúng chuyên môn với câu kỹ thuật) kèm trích dẫn nguyên văn từ transcript, và tạo lời khuyên.  </w:t>
+            </w:r>
+          </w:p>
+          <w:p>
+            <w:pPr>
+              <w:rPr>
+                <w:rFonts w:ascii="Times New Roman" w:hAnsi="Times New Roman" w:cs="Times New Roman"/>
+                <w:lang w:val="vi-VN"/>
+              </w:rPr>
+            </w:pPr>
+            <w:r>
+              <w:rPr>
+                <w:rFonts w:ascii="Times New Roman" w:hAnsi="Times New Roman" w:cs="Times New Roman"/>
+                <w:lang w:val="vi-VN"/>
+              </w:rPr>
+              <w:t xml:space="preserve">5. Hệ thống kiểm tra trích dẫn, tự tính điểm tổng (thang 100) theo trọng số của rubric, lưu toàn bộ kết quả vào Database.  </w:t>
+            </w:r>
+          </w:p>
+          <w:p>
+            <w:pPr>
+              <w:rPr>
+                <w:rFonts w:ascii="Times New Roman" w:hAnsi="Times New Roman" w:cs="Times New Roman"/>
+                <w:lang w:val="vi-VN"/>
+              </w:rPr>
+            </w:pPr>
+            <w:r>
+              <w:rPr>
+                <w:rFonts w:ascii="Times New Roman" w:hAnsi="Times New Roman" w:cs="Times New Roman"/>
+                <w:lang w:val="vi-VN"/>
+              </w:rPr>
+              <w:t xml:space="preserve">6. Client hỏi trạng thái phiên (polling mỗi 2 giây) tới khi SCORED rồi lấy kết quả; hệ thống hiển thị bảng điểm, phân tích điểm mạnh/yếu và gợi ý câu trả lời mẫu cho Candidate; Candidate có thể sửa transcript và yêu cầu chấm lại.  </w:t>
             </w:r>
           </w:p>
         </w:tc>
@@ -6044,7 +6137,7 @@
                 <w:rFonts w:ascii="Times New Roman" w:hAnsi="Times New Roman" w:cs="Times New Roman"/>
                 <w:lang w:val="vi-VN"/>
               </w:rPr>
-              <w:t>-&gt;  Báo lỗi "Không nhận diện được giọng nói, vui lòng ghi âm lại rõ ràng hơn". </w:t>
+              <w:t xml:space="preserve">-&gt;  Phiên chuyển FAILED (STT_ERROR), hiển thị "Không nhận diện được giọng nói, vui lòng ghi âm lại rõ ràng hơn". </w:t>
             </w:r>
           </w:p>
           <w:p>
@@ -6076,6 +6169,99 @@
                 <w:lang w:val="vi-VN"/>
               </w:rPr>
               <w:t xml:space="preserve"> Dịch vụ AI (LLM API) không phản hồi trong 15 giây hoặc trả lỗi -&gt; Hệ thống tự động gọi lại LLM đúng 1 lần; nếu vẫn thất bại thì hiển thị thông báo lỗi và cho phép người dùng yêu cầu chấm lại (xem B4). </w:t>
+            </w:r>
+          </w:p>
+          <w:p>
+            <w:pPr>
+              <w:rPr>
+                <w:rFonts w:ascii="Times New Roman" w:hAnsi="Times New Roman" w:cs="Times New Roman"/>
+                <w:lang w:val="vi-VN"/>
+              </w:rPr>
+            </w:pPr>
+            <w:r>
+              <w:rPr>
+                <w:rFonts w:ascii="Times New Roman" w:hAnsi="Times New Roman" w:cs="Times New Roman"/>
+                <w:lang w:val="vi-VN"/>
+              </w:rPr>
+              <w:t xml:space="preserve">• </w:t>
+            </w:r>
+            <w:r>
+              <w:rPr>
+                <w:rFonts w:ascii="Times New Roman" w:hAnsi="Times New Roman" w:cs="Times New Roman"/>
+                <w:b/>
+                <w:bCs/>
+                <w:lang w:val="vi-VN"/>
+              </w:rPr>
+              <w:t>4b.</w:t>
+            </w:r>
+            <w:r>
+              <w:rPr>
+                <w:rFonts w:ascii="Times New Roman" w:hAnsi="Times New Roman" w:cs="Times New Roman"/>
+                <w:lang w:val="vi-VN"/>
+              </w:rPr>
+              <w:t xml:space="preserve"> Câu trả lời dưới 15 từ -&gt; Phiên chuyển FAILED (ANSWER_TOO_SHORT), hệ thống không chấm điểm và yêu cầu người dùng ghi âm lại câu trả lời đầy đủ hơn. </w:t>
+            </w:r>
+          </w:p>
+          <w:p>
+            <w:pPr>
+              <w:rPr>
+                <w:rFonts w:ascii="Times New Roman" w:hAnsi="Times New Roman" w:cs="Times New Roman"/>
+                <w:lang w:val="vi-VN"/>
+              </w:rPr>
+            </w:pPr>
+            <w:r>
+              <w:rPr>
+                <w:rFonts w:ascii="Times New Roman" w:hAnsi="Times New Roman" w:cs="Times New Roman"/>
+                <w:lang w:val="vi-VN"/>
+              </w:rPr>
+              <w:t xml:space="preserve">• </w:t>
+            </w:r>
+            <w:r>
+              <w:rPr>
+                <w:rFonts w:ascii="Times New Roman" w:hAnsi="Times New Roman" w:cs="Times New Roman"/>
+                <w:b/>
+                <w:bCs/>
+                <w:lang w:val="vi-VN"/>
+              </w:rPr>
+              <w:t>4c.</w:t>
+            </w:r>
+            <w:r>
+              <w:rPr>
+                <w:rFonts w:ascii="Times New Roman" w:hAnsi="Times New Roman" w:cs="Times New Roman"/>
+                <w:lang w:val="vi-VN"/>
+              </w:rPr>
+              <w:t xml:space="preserve"> LLM trả JSON sai định dạng hoặc phần lớn trích dẫn không có trong transcript -&gt; Hệ thống gọi lại LLM đúng 1 lần như 4a; tiêu chí có trích dẫn không hợp lệ bị hạ xuống 2 điểm. </w:t>
+            </w:r>
+          </w:p>
+          <w:p>
+            <w:pPr>
+              <w:rPr>
+                <w:rFonts w:ascii="Times New Roman" w:hAnsi="Times New Roman" w:cs="Times New Roman"/>
+                <w:lang w:val="vi-VN"/>
+              </w:rPr>
+            </w:pPr>
+            <w:r>
+              <w:rPr>
+                <w:rFonts w:ascii="Times New Roman" w:hAnsi="Times New Roman" w:cs="Times New Roman"/>
+                <w:lang w:val="vi-VN"/>
+              </w:rPr>
+              <w:t xml:space="preserve">• </w:t>
+            </w:r>
+            <w:r>
+              <w:rPr>
+                <w:rFonts w:ascii="Times New Roman" w:hAnsi="Times New Roman" w:cs="Times New Roman"/>
+                <w:b/>
+                <w:bCs/>
+                <w:lang w:val="vi-VN"/>
+              </w:rPr>
+              <w:t>6a.</w:t>
+            </w:r>
+            <w:r>
+              <w:rPr>
+                <w:rFonts w:ascii="Times New Roman" w:hAnsi="Times New Roman" w:cs="Times New Roman"/>
+                <w:lang w:val="vi-VN"/>
+              </w:rPr>
+              <w:t xml:space="preserve"> Người dùng sửa transcript do STT nhận sai -&gt; Hệ thống chấm lại từ bước 3, không gọi lại STT. </w:t>
             </w:r>
           </w:p>
         </w:tc>
@@ -6163,7 +6349,7 @@
                 <w:rFonts w:ascii="Times New Roman" w:hAnsi="Times New Roman" w:cs="Times New Roman"/>
                 <w:lang w:val="vi-VN"/>
               </w:rPr>
-              <w:t xml:space="preserve"> Tiêu chí chấm điểm nội dung tuân thủ khung STAR (Tình huống, Nhiệm vụ, Hành động, Kết quả).  </w:t>
+              <w:t xml:space="preserve"> Tiêu chí chấm điểm nội dung theo rubric tương ứng với loại câu hỏi (BEHAVIORAL, SITUATIONAL, TECHNICAL, INTRO); khung STAR (Tình huống, Nhiệm vụ, Hành động, Kết quả) chỉ áp dụng làm tiêu chí cấu trúc cho câu BEHAVIORAL.  </w:t>
             </w:r>
           </w:p>
           <w:p>
@@ -6194,7 +6380,7 @@
                 <w:rFonts w:ascii="Times New Roman" w:hAnsi="Times New Roman" w:cs="Times New Roman"/>
                 <w:lang w:val="vi-VN"/>
               </w:rPr>
-              <w:t xml:space="preserve"> Đánh giá tốc độ nói chuẩn: 120 - 160 từ/phút (WPM) cho tiếng Việt. </w:t>
+              <w:t xml:space="preserve"> Tốc độ nói chấm theo dải (100 - 170 từ/phút đạt điểm tối đa) và cùng với từ đệm chỉ chiếm 10/100 điểm tổng; điểm Delivery hiển thị tách riêng khỏi điểm nội dung. </w:t>
             </w:r>
           </w:p>
           <w:p>
@@ -6256,7 +6442,69 @@
                 <w:rFonts w:ascii="Times New Roman" w:hAnsi="Times New Roman" w:cs="Times New Roman"/>
                 <w:lang w:val="vi-VN"/>
               </w:rPr>
-              <w:t xml:space="preserve"> Hệ thống gọi LLM chấm điểm đúng 1 lần cho mỗi câu trả lời (không gọi lặp lại nhiều lần để lấy điểm trung bình, nhằm tránh tăng gấp đôi chi phí và độ trễ xử lý); dùng temperature thấp và yêu cầu LLM chấm, giải thích riêng từng tiêu chí S/T/A/R theo rubric trước khi tổng hợp điểm, nhằm đảm bảo tính nhất quán giữa các lượt chấm. </w:t>
+              <w:t xml:space="preserve"> Hệ thống gọi LLM chấm điểm đúng 1 lần cho mỗi câu trả lời (không gọi lặp lại nhiều lần để lấy điểm trung bình, nhằm tránh tăng gấp đôi chi phí và độ trễ xử lý); dùng temperature thấp và yêu cầu LLM chấm, giải thích riêng từng tiêu chí theo rubric (kèm trích dẫn nguyên văn từ transcript) trước khi hệ thống tự tính điểm tổng, nhằm đảm bảo tính nhất quán giữa các lượt chấm. </w:t>
+            </w:r>
+          </w:p>
+          <w:p>
+            <w:pPr>
+              <w:rPr>
+                <w:rFonts w:ascii="Times New Roman" w:hAnsi="Times New Roman" w:cs="Times New Roman"/>
+                <w:lang w:val="vi-VN"/>
+              </w:rPr>
+            </w:pPr>
+            <w:r>
+              <w:rPr>
+                <w:rFonts w:ascii="Times New Roman" w:hAnsi="Times New Roman" w:cs="Times New Roman"/>
+                <w:lang w:val="vi-VN"/>
+              </w:rPr>
+              <w:t xml:space="preserve">• </w:t>
+            </w:r>
+            <w:r>
+              <w:rPr>
+                <w:rFonts w:ascii="Times New Roman" w:hAnsi="Times New Roman" w:cs="Times New Roman"/>
+                <w:b/>
+                <w:bCs/>
+                <w:lang w:val="vi-VN"/>
+              </w:rPr>
+              <w:t>B5:</w:t>
+            </w:r>
+            <w:r>
+              <w:rPr>
+                <w:rFonts w:ascii="Times New Roman" w:hAnsi="Times New Roman" w:cs="Times New Roman"/>
+                <w:lang w:val="vi-VN"/>
+              </w:rPr>
+              <w:t xml:space="preserve"> Transcript là lời của thí sinh, không phải chỉ thị cho hệ thống; điểm tổng luôn do hệ thống tự tính và các yêu cầu thao túng điểm trong transcript bị đánh dấu cảnh báo. </w:t>
+            </w:r>
+          </w:p>
+          <w:p>
+            <w:pPr>
+              <w:rPr>
+                <w:rFonts w:ascii="Times New Roman" w:hAnsi="Times New Roman" w:cs="Times New Roman"/>
+                <w:lang w:val="vi-VN"/>
+              </w:rPr>
+            </w:pPr>
+            <w:r>
+              <w:rPr>
+                <w:rFonts w:ascii="Times New Roman" w:hAnsi="Times New Roman" w:cs="Times New Roman"/>
+                <w:lang w:val="vi-VN"/>
+              </w:rPr>
+              <w:t xml:space="preserve">• </w:t>
+            </w:r>
+            <w:r>
+              <w:rPr>
+                <w:rFonts w:ascii="Times New Roman" w:hAnsi="Times New Roman" w:cs="Times New Roman"/>
+                <w:b/>
+                <w:bCs/>
+                <w:lang w:val="vi-VN"/>
+              </w:rPr>
+              <w:t>B6:</w:t>
+            </w:r>
+            <w:r>
+              <w:rPr>
+                <w:rFonts w:ascii="Times New Roman" w:hAnsi="Times New Roman" w:cs="Times New Roman"/>
+                <w:lang w:val="vi-VN"/>
+              </w:rPr>
+              <w:t xml:space="preserve"> Chấm điểm chạy bất đồng bộ (trả 202, client polling). Khi máy chủ khởi động lại, phiên PROCESSING quá hạn được đặt FAILED (SERVER_RESTART) để người dùng chấm lại. </w:t>
             </w:r>
           </w:p>
         </w:tc>
@@ -6344,7 +6592,7 @@
                 <w:rFonts w:ascii="Times New Roman" w:hAnsi="Times New Roman" w:cs="Times New Roman"/>
                 <w:lang w:val="vi-VN"/>
               </w:rPr>
-              <w:t xml:space="preserve"> Tổng thời gian từ lúc nộp file âm thanh đến khi nhận kết quả ≤ </w:t>
+              <w:t xml:space="preserve"> API chấm điểm phản hồi 202 trong ≤ 1 giây; tổng thời gian từ lúc nộp file âm thanh đến khi phiên SCORED ≤ </w:t>
             </w:r>
             <w:r>
               <w:rPr>
@@ -6357,7 +6605,7 @@
                 <w:rFonts w:ascii="Times New Roman" w:hAnsi="Times New Roman" w:cs="Times New Roman"/>
                 <w:lang w:val="vi-VN"/>
               </w:rPr>
-              <w:t xml:space="preserve"> giây (mục tiêu kiến trúc; khả thi hơn sau khi chuyển sang gọi LLM 1 lần thay vì 2 lần). </w:t>
+              <w:t xml:space="preserve"> giây (đo trên 14 mẫu audio 10-131 giây; chấm bất đồng bộ nên không giữ một request HTTP chờ kết quả). </w:t>
             </w:r>
           </w:p>
           <w:p>
@@ -8278,7 +8526,7 @@
                 <w:rFonts w:ascii="Times New Roman" w:hAnsi="Times New Roman" w:cs="Times New Roman"/>
                 <w:lang w:val="vi-VN"/>
               </w:rPr>
-              <w:t>5. Hệ thống hiển thị chi tiết: Câu hỏi, Bản ghi âm câu trả lời, Transcript, Bảng điểm STAR, Chỉ số phân tích giọng nói và Nhận xét AI.  </w:t>
+              <w:t xml:space="preserve">5. Hệ thống hiển thị chi tiết: Câu hỏi, Bản ghi âm câu trả lời, Transcript, Bảng điểm theo tiêu chí rubric, Chỉ số phân tích giọng nói và Nhận xét AI.  </w:t>
             </w:r>
           </w:p>
         </w:tc>
@@ -9415,7 +9663,7 @@
                 <w:rFonts w:ascii="Times New Roman" w:hAnsi="Times New Roman" w:cs="Times New Roman"/>
                 <w:lang w:val="vi-VN"/>
               </w:rPr>
-              <w:t xml:space="preserve"> Admin nhấn "Thêm câu hỏi" -&gt; Nhập nội dung, ngành/vị trí, độ khó, gợi ý STAR -&gt; Bấm "Lưu".  </w:t>
+              <w:t xml:space="preserve"> Admin nhấn "Thêm câu hỏi" -&gt; Nhập nội dung, ngành/vị trí, độ khó, loại câu hỏi, gợi ý trả lời, đáp án tham chiếu (với câu kỹ thuật) -&gt; Bấm "Lưu".  </w:t>
             </w:r>
           </w:p>
           <w:p>
